--- a/docs/codex/peticiones/05-31 Formulario Usuario.docx
+++ b/docs/codex/peticiones/05-31 Formulario Usuario.docx
@@ -946,16 +946,7 @@
                 <w:szCs w:val="21"/>
                 <w:lang w:val="es-PE"/>
               </w:rPr>
-              <w:t xml:space="preserve">Grado </w:t>
-            </w:r>
-            <w:r>
-              <w:rPr>
-                <w:rFonts w:ascii="Roboto" w:eastAsia="Times New Roman" w:hAnsi="Roboto" w:cs="Times New Roman"/>
-                <w:sz w:val="21"/>
-                <w:szCs w:val="21"/>
-                <w:lang w:val="es-PE"/>
-              </w:rPr>
-              <w:t>Instrucción</w:t>
+              <w:t>Grado Instrucción</w:t>
             </w:r>
           </w:p>
         </w:tc>
@@ -1521,7 +1512,6 @@
           <w:lang w:val="es-PE"/>
         </w:rPr>
       </w:pPr>
-      <w:bookmarkStart w:id="0" w:name="_GoBack"/>
       <w:r>
         <w:rPr>
           <w:lang w:val="es-PE"/>
@@ -1679,25 +1669,7 @@
         <w:rPr>
           <w:lang w:val="es-PE"/>
         </w:rPr>
-        <w:t xml:space="preserve"> </w:t>
-      </w:r>
-      <w:r>
-        <w:rPr>
-          <w:lang w:val="es-PE"/>
-        </w:rPr>
-        <w:t>(</w:t>
-      </w:r>
-      <w:r>
-        <w:rPr>
-          <w:lang w:val="es-PE"/>
-        </w:rPr>
-        <w:t>id: 9</w:t>
-      </w:r>
-      <w:r>
-        <w:rPr>
-          <w:lang w:val="es-PE"/>
-        </w:rPr>
-        <w:t>)</w:t>
+        <w:t xml:space="preserve"> (id: 9)</w:t>
       </w:r>
       <w:r>
         <w:rPr>
@@ -1716,25 +1688,7 @@
         <w:rPr>
           <w:lang w:val="es-PE"/>
         </w:rPr>
-        <w:t xml:space="preserve"> </w:t>
-      </w:r>
-      <w:r>
-        <w:rPr>
-          <w:lang w:val="es-PE"/>
-        </w:rPr>
-        <w:t>(</w:t>
-      </w:r>
-      <w:r>
-        <w:rPr>
-          <w:lang w:val="es-PE"/>
-        </w:rPr>
-        <w:t>id: 5</w:t>
-      </w:r>
-      <w:r>
-        <w:rPr>
-          <w:lang w:val="es-PE"/>
-        </w:rPr>
-        <w:t>)</w:t>
+        <w:t xml:space="preserve"> (id: 5)</w:t>
       </w:r>
       <w:r>
         <w:rPr>
@@ -1746,25 +1700,7 @@
         <w:rPr>
           <w:lang w:val="es-PE"/>
         </w:rPr>
-        <w:t xml:space="preserve"> </w:t>
-      </w:r>
-      <w:r>
-        <w:rPr>
-          <w:lang w:val="es-PE"/>
-        </w:rPr>
-        <w:t>(</w:t>
-      </w:r>
-      <w:r>
-        <w:rPr>
-          <w:lang w:val="es-PE"/>
-        </w:rPr>
-        <w:t>id: 6</w:t>
-      </w:r>
-      <w:r>
-        <w:rPr>
-          <w:lang w:val="es-PE"/>
-        </w:rPr>
-        <w:t>)</w:t>
+        <w:t xml:space="preserve"> (id: 6)</w:t>
       </w:r>
       <w:r>
         <w:rPr>
@@ -1776,25 +1712,7 @@
         <w:rPr>
           <w:lang w:val="es-PE"/>
         </w:rPr>
-        <w:t xml:space="preserve"> </w:t>
-      </w:r>
-      <w:r>
-        <w:rPr>
-          <w:lang w:val="es-PE"/>
-        </w:rPr>
-        <w:t>(</w:t>
-      </w:r>
-      <w:r>
-        <w:rPr>
-          <w:lang w:val="es-PE"/>
-        </w:rPr>
-        <w:t>id: 7</w:t>
-      </w:r>
-      <w:r>
-        <w:rPr>
-          <w:lang w:val="es-PE"/>
-        </w:rPr>
-        <w:t>)</w:t>
+        <w:t xml:space="preserve"> (id: 7)</w:t>
       </w:r>
       <w:r>
         <w:rPr>
@@ -1821,25 +1739,7 @@
         <w:rPr>
           <w:lang w:val="es-PE"/>
         </w:rPr>
-        <w:t xml:space="preserve"> </w:t>
-      </w:r>
-      <w:r>
-        <w:rPr>
-          <w:lang w:val="es-PE"/>
-        </w:rPr>
-        <w:t>(</w:t>
-      </w:r>
-      <w:r>
-        <w:rPr>
-          <w:lang w:val="es-PE"/>
-        </w:rPr>
-        <w:t>id: 8</w:t>
-      </w:r>
-      <w:r>
-        <w:rPr>
-          <w:lang w:val="es-PE"/>
-        </w:rPr>
-        <w:t>)</w:t>
+        <w:t xml:space="preserve"> (id: 8)</w:t>
       </w:r>
       <w:r>
         <w:rPr>
@@ -1861,7 +1761,173 @@
         </w:rPr>
         <w:br/>
       </w:r>
+      <w:bookmarkStart w:id="0" w:name="_GoBack"/>
       <w:bookmarkEnd w:id="0"/>
+      <w:r>
+        <w:rPr>
+          <w:lang w:val="es-PE"/>
+        </w:rPr>
+        <w:br/>
+      </w:r>
+      <w:proofErr w:type="spellStart"/>
+      <w:r>
+        <w:rPr>
+          <w:lang w:val="es-PE"/>
+        </w:rPr>
+        <w:t>Recopilacion</w:t>
+      </w:r>
+      <w:proofErr w:type="spellEnd"/>
+      <w:r>
+        <w:rPr>
+          <w:lang w:val="es-PE"/>
+        </w:rPr>
+        <w:t>:</w:t>
+      </w:r>
+      <w:r>
+        <w:rPr>
+          <w:lang w:val="es-PE"/>
+        </w:rPr>
+        <w:br/>
+      </w:r>
+      <w:r>
+        <w:rPr>
+          <w:lang w:val="es-PE"/>
+        </w:rPr>
+        <w:br/>
+        <w:t xml:space="preserve">durante la elaboración del formulario </w:t>
+      </w:r>
+      <w:proofErr w:type="spellStart"/>
+      <w:r>
+        <w:rPr>
+          <w:lang w:val="es-PE"/>
+        </w:rPr>
+        <w:t>Users</w:t>
+      </w:r>
+      <w:proofErr w:type="spellEnd"/>
+      <w:r>
+        <w:rPr>
+          <w:lang w:val="es-PE"/>
+        </w:rPr>
+        <w:t xml:space="preserve">, hemos definido reglas y las hemos redefinido, </w:t>
+      </w:r>
+      <w:proofErr w:type="spellStart"/>
+      <w:r>
+        <w:rPr>
+          <w:lang w:val="es-PE"/>
+        </w:rPr>
+        <w:t>debio</w:t>
+      </w:r>
+      <w:proofErr w:type="spellEnd"/>
+      <w:r>
+        <w:rPr>
+          <w:lang w:val="es-PE"/>
+        </w:rPr>
+        <w:t xml:space="preserve"> al correo principal y otros, ahora quiero dejar las reglas claras solo para este formulario, para que las chequees con las del código y borres reglas antiguas o código antiguo que ya no debería estar, aquí te dejo las reglas</w:t>
+      </w:r>
+      <w:r>
+        <w:rPr>
+          <w:lang w:val="es-PE"/>
+        </w:rPr>
+        <w:br/>
+      </w:r>
+      <w:r>
+        <w:rPr>
+          <w:lang w:val="es-PE"/>
+        </w:rPr>
+        <w:br/>
+        <w:t>Formulario Crear Usuario:</w:t>
+      </w:r>
+      <w:r>
+        <w:rPr>
+          <w:lang w:val="es-PE"/>
+        </w:rPr>
+        <w:br/>
+        <w:t>1. Si se crea una cuenta que ya existe</w:t>
+      </w:r>
+      <w:r>
+        <w:rPr>
+          <w:lang w:val="es-PE"/>
+        </w:rPr>
+        <w:t>, de cualquiera de los grupos</w:t>
+      </w:r>
+      <w:r>
+        <w:rPr>
+          <w:lang w:val="es-PE"/>
+        </w:rPr>
+        <w:t>, entonces solo actualizarla.</w:t>
+      </w:r>
+      <w:r>
+        <w:rPr>
+          <w:lang w:val="es-PE"/>
+        </w:rPr>
+        <w:br/>
+      </w:r>
+      <w:r>
+        <w:rPr>
+          <w:lang w:val="es-PE"/>
+        </w:rPr>
+        <w:br/>
+      </w:r>
+      <w:r>
+        <w:rPr>
+          <w:lang w:val="es-PE"/>
+        </w:rPr>
+        <w:br/>
+        <w:t>Formulario Editar Usuario:</w:t>
+      </w:r>
+      <w:r>
+        <w:rPr>
+          <w:lang w:val="es-PE"/>
+        </w:rPr>
+        <w:br/>
+        <w:t>2. Si se edita una cuenta que con rol del grupo 1-3 esta no puede cambiar al grupo 4-8 y viceversa</w:t>
+      </w:r>
+      <w:r>
+        <w:rPr>
+          <w:lang w:val="es-PE"/>
+        </w:rPr>
+        <w:br/>
+      </w:r>
+      <w:r>
+        <w:rPr>
+          <w:lang w:val="es-PE"/>
+        </w:rPr>
+        <w:br/>
+      </w:r>
+      <w:proofErr w:type="spellStart"/>
+      <w:r>
+        <w:rPr>
+          <w:lang w:val="es-PE"/>
+        </w:rPr>
+        <w:t>Se</w:t>
+      </w:r>
+      <w:proofErr w:type="spellEnd"/>
+      <w:r>
+        <w:rPr>
+          <w:lang w:val="es-PE"/>
+        </w:rPr>
+        <w:t xml:space="preserve"> que había </w:t>
+      </w:r>
+      <w:proofErr w:type="spellStart"/>
+      <w:r>
+        <w:rPr>
+          <w:lang w:val="es-PE"/>
+        </w:rPr>
+        <w:t>mas</w:t>
+      </w:r>
+      <w:proofErr w:type="spellEnd"/>
+      <w:r>
+        <w:rPr>
+          <w:lang w:val="es-PE"/>
+        </w:rPr>
+        <w:t xml:space="preserve"> reglas</w:t>
+      </w:r>
+      <w:r>
+        <w:rPr>
+          <w:lang w:val="es-PE"/>
+        </w:rPr>
+        <w:br/>
+      </w:r>
     </w:p>
     <w:sectPr>
       <w:pgSz w:w="11907" w:h="16840" w:code="9"/>
